--- a/RENT RECEIPT.docx
+++ b/RENT RECEIPT.docx
@@ -100,64 +100,7 @@
             <w14:round/>
           </w14:textOutline>
         </w:rPr>
-        <w:t xml:space="preserve">RECEIVED WITH THANK FROM MR. K ABDUL BASITH AN AMOUNT OF </w:t>
-      </w:r>
-      <w:r>
-        <w:rPr>
-          <w:rFonts w:cstheme="minorHAnsi"/>
-          <w:color w:val="000000" w:themeColor="text1"/>
-          <w:sz w:val="32"/>
-          <w:szCs w:val="32"/>
-          <w14:shadow w14:blurRad="38100" w14:dist="19050" w14:dir="2700000" w14:sx="100000" w14:sy="100000" w14:kx="0" w14:ky="0" w14:algn="tl">
-            <w14:schemeClr w14:val="dk1">
-              <w14:alpha w14:val="60000"/>
-            </w14:schemeClr>
-          </w14:shadow>
-          <w14:textOutline w14:w="0" w14:cap="flat" w14:cmpd="sng" w14:algn="ctr">
-            <w14:noFill/>
-            <w14:prstDash w14:val="solid"/>
-            <w14:round/>
-          </w14:textOutline>
-        </w:rPr>
-        <w:t>₹</w:t>
-      </w:r>
-      <w:r>
-        <w:rPr>
-          <w:rFonts w:cstheme="minorHAnsi"/>
-          <w:color w:val="000000" w:themeColor="text1"/>
-          <w:sz w:val="32"/>
-          <w:szCs w:val="32"/>
-          <w14:shadow w14:blurRad="38100" w14:dist="19050" w14:dir="2700000" w14:sx="100000" w14:sy="100000" w14:kx="0" w14:ky="0" w14:algn="tl">
-            <w14:schemeClr w14:val="dk1">
-              <w14:alpha w14:val="60000"/>
-            </w14:schemeClr>
-          </w14:shadow>
-          <w14:textOutline w14:w="0" w14:cap="flat" w14:cmpd="sng" w14:algn="ctr">
-            <w14:noFill/>
-            <w14:prstDash w14:val="solid"/>
-            <w14:round/>
-          </w14:textOutline>
-        </w:rPr>
-        <w:t xml:space="preserve">………………………… (RUPEES) </w:t>
-      </w:r>
-      <w:r>
-        <w:rPr>
-          <w:rFonts w:cstheme="minorHAnsi"/>
-          <w:color w:val="000000" w:themeColor="text1"/>
-          <w:sz w:val="32"/>
-          <w:szCs w:val="32"/>
-          <w14:shadow w14:blurRad="38100" w14:dist="19050" w14:dir="2700000" w14:sx="100000" w14:sy="100000" w14:kx="0" w14:ky="0" w14:algn="tl">
-            <w14:schemeClr w14:val="dk1">
-              <w14:alpha w14:val="60000"/>
-            </w14:schemeClr>
-          </w14:shadow>
-          <w14:textOutline w14:w="0" w14:cap="flat" w14:cmpd="sng" w14:algn="ctr">
-            <w14:noFill/>
-            <w14:prstDash w14:val="solid"/>
-            <w14:round/>
-          </w14:textOutline>
-        </w:rPr>
-        <w:t>BEING</w:t>
+        <w:t>RECEIVED WITH THANKS FROM MR.</w:t>
       </w:r>
       <w:r>
         <w:rPr>
@@ -195,7 +138,7 @@
             <w14:round/>
           </w14:textOutline>
         </w:rPr>
-        <w:t>THE HOUSE RENT</w:t>
+        <w:t>K</w:t>
       </w:r>
       <w:r>
         <w:rPr>
@@ -214,7 +157,7 @@
             <w14:round/>
           </w14:textOutline>
         </w:rPr>
-        <w:t xml:space="preserve"> (INCLUDING WATER AND ELECTRICITY BILL)</w:t>
+        <w:t xml:space="preserve"> </w:t>
       </w:r>
       <w:r>
         <w:rPr>
@@ -233,7 +176,27 @@
             <w14:round/>
           </w14:textOutline>
         </w:rPr>
-        <w:t xml:space="preserve"> FOR THE MONTH OF……………………….202</w:t>
+        <w:t xml:space="preserve">ABDUL BASITH AN AMOUNT OF ₹………………………… (RUPEES) AS HOUSE </w:t>
+      </w:r>
+      <w:proofErr w:type="gramStart"/>
+      <w:r>
+        <w:rPr>
+          <w:rFonts w:cstheme="minorHAnsi"/>
+          <w:color w:val="000000" w:themeColor="text1"/>
+          <w:sz w:val="32"/>
+          <w:szCs w:val="32"/>
+          <w14:shadow w14:blurRad="38100" w14:dist="19050" w14:dir="2700000" w14:sx="100000" w14:sy="100000" w14:kx="0" w14:ky="0" w14:algn="tl">
+            <w14:schemeClr w14:val="dk1">
+              <w14:alpha w14:val="60000"/>
+            </w14:schemeClr>
+          </w14:shadow>
+          <w14:textOutline w14:w="0" w14:cap="flat" w14:cmpd="sng" w14:algn="ctr">
+            <w14:noFill/>
+            <w14:prstDash w14:val="solid"/>
+            <w14:round/>
+          </w14:textOutline>
+        </w:rPr>
+        <w:t>RENT</w:t>
       </w:r>
       <w:r>
         <w:rPr>
@@ -252,7 +215,7 @@
             <w14:round/>
           </w14:textOutline>
         </w:rPr>
-        <w:t>5</w:t>
+        <w:t xml:space="preserve"> </w:t>
       </w:r>
       <w:r>
         <w:rPr>
@@ -271,8 +234,68 @@
             <w14:round/>
           </w14:textOutline>
         </w:rPr>
-        <w:t>.</w:t>
+        <w:t xml:space="preserve"> </w:t>
       </w:r>
+      <w:r>
+        <w:rPr>
+          <w:rFonts w:cstheme="minorHAnsi"/>
+          <w:color w:val="000000" w:themeColor="text1"/>
+          <w:sz w:val="32"/>
+          <w:szCs w:val="32"/>
+          <w14:shadow w14:blurRad="38100" w14:dist="19050" w14:dir="2700000" w14:sx="100000" w14:sy="100000" w14:kx="0" w14:ky="0" w14:algn="tl">
+            <w14:schemeClr w14:val="dk1">
+              <w14:alpha w14:val="60000"/>
+            </w14:schemeClr>
+          </w14:shadow>
+          <w14:textOutline w14:w="0" w14:cap="flat" w14:cmpd="sng" w14:algn="ctr">
+            <w14:noFill/>
+            <w14:prstDash w14:val="solid"/>
+            <w14:round/>
+          </w14:textOutline>
+        </w:rPr>
+        <w:t>FOR</w:t>
+      </w:r>
+      <w:proofErr w:type="gramEnd"/>
+      <w:r>
+        <w:rPr>
+          <w:rFonts w:cstheme="minorHAnsi"/>
+          <w:color w:val="000000" w:themeColor="text1"/>
+          <w:sz w:val="32"/>
+          <w:szCs w:val="32"/>
+          <w14:shadow w14:blurRad="38100" w14:dist="19050" w14:dir="2700000" w14:sx="100000" w14:sy="100000" w14:kx="0" w14:ky="0" w14:algn="tl">
+            <w14:schemeClr w14:val="dk1">
+              <w14:alpha w14:val="60000"/>
+            </w14:schemeClr>
+          </w14:shadow>
+          <w14:textOutline w14:w="0" w14:cap="flat" w14:cmpd="sng" w14:algn="ctr">
+            <w14:noFill/>
+            <w14:prstDash w14:val="solid"/>
+            <w14:round/>
+          </w14:textOutline>
+        </w:rPr>
+        <w:t xml:space="preserve"> THE MONTH OF………………………. 2025.</w:t>
+      </w:r>
+    </w:p>
+    <w:p>
+      <w:pPr>
+        <w:jc w:val="both"/>
+        <w:rPr>
+          <w:rFonts w:cstheme="minorHAnsi"/>
+          <w:color w:val="000000" w:themeColor="text1"/>
+          <w:sz w:val="32"/>
+          <w:szCs w:val="32"/>
+          <w14:shadow w14:blurRad="38100" w14:dist="19050" w14:dir="2700000" w14:sx="100000" w14:sy="100000" w14:kx="0" w14:ky="0" w14:algn="tl">
+            <w14:schemeClr w14:val="dk1">
+              <w14:alpha w14:val="60000"/>
+            </w14:schemeClr>
+          </w14:shadow>
+          <w14:textOutline w14:w="0" w14:cap="flat" w14:cmpd="sng" w14:algn="ctr">
+            <w14:noFill/>
+            <w14:prstDash w14:val="solid"/>
+            <w14:round/>
+          </w14:textOutline>
+        </w:rPr>
+      </w:pPr>
     </w:p>
     <w:p>
       <w:pPr>
@@ -673,6 +696,25 @@
                   <w14:round/>
                 </w14:textOutline>
               </w:rPr>
+              <w:t xml:space="preserve">+91 </w:t>
+            </w:r>
+            <w:r>
+              <w:rPr>
+                <w:rFonts w:cstheme="minorHAnsi"/>
+                <w:color w:val="000000" w:themeColor="text1"/>
+                <w:sz w:val="32"/>
+                <w:szCs w:val="32"/>
+                <w14:shadow w14:blurRad="38100" w14:dist="19050" w14:dir="2700000" w14:sx="100000" w14:sy="100000" w14:kx="0" w14:ky="0" w14:algn="tl">
+                  <w14:schemeClr w14:val="dk1">
+                    <w14:alpha w14:val="60000"/>
+                  </w14:schemeClr>
+                </w14:shadow>
+                <w14:textOutline w14:w="0" w14:cap="flat" w14:cmpd="sng" w14:algn="ctr">
+                  <w14:noFill/>
+                  <w14:prstDash w14:val="solid"/>
+                  <w14:round/>
+                </w14:textOutline>
+              </w:rPr>
               <w:t>9846438709</w:t>
             </w:r>
           </w:p>
@@ -681,49 +723,6 @@
     </w:tbl>
     <w:p>
       <w:pPr>
-        <w:jc w:val="both"/>
-        <w:rPr>
-          <w:rFonts w:cstheme="minorHAnsi"/>
-          <w:color w:val="000000" w:themeColor="text1"/>
-          <w:sz w:val="32"/>
-          <w:szCs w:val="32"/>
-          <w14:shadow w14:blurRad="38100" w14:dist="19050" w14:dir="2700000" w14:sx="100000" w14:sy="100000" w14:kx="0" w14:ky="0" w14:algn="tl">
-            <w14:schemeClr w14:val="dk1">
-              <w14:alpha w14:val="60000"/>
-            </w14:schemeClr>
-          </w14:shadow>
-          <w14:textOutline w14:w="0" w14:cap="flat" w14:cmpd="sng" w14:algn="ctr">
-            <w14:noFill/>
-            <w14:prstDash w14:val="solid"/>
-            <w14:round/>
-          </w14:textOutline>
-        </w:rPr>
-      </w:pPr>
-    </w:p>
-    <w:p>
-      <w:pPr>
-        <w:jc w:val="right"/>
-        <w:rPr>
-          <w:rFonts w:ascii="Jameel Noori Nastaleeq" w:hAnsi="Jameel Noori Nastaleeq" w:cs="Jameel Noori Nastaleeq"/>
-          <w:color w:val="000000" w:themeColor="text1"/>
-          <w:sz w:val="28"/>
-          <w:szCs w:val="28"/>
-          <w14:shadow w14:blurRad="38100" w14:dist="19050" w14:dir="2700000" w14:sx="100000" w14:sy="100000" w14:kx="0" w14:ky="0" w14:algn="tl">
-            <w14:schemeClr w14:val="dk1">
-              <w14:alpha w14:val="60000"/>
-            </w14:schemeClr>
-          </w14:shadow>
-          <w14:textOutline w14:w="0" w14:cap="flat" w14:cmpd="sng" w14:algn="ctr">
-            <w14:noFill/>
-            <w14:prstDash w14:val="solid"/>
-            <w14:round/>
-          </w14:textOutline>
-        </w:rPr>
-      </w:pPr>
-    </w:p>
-    <w:p>
-      <w:pPr>
-        <w:jc w:val="center"/>
         <w:rPr>
           <w:rFonts w:ascii="Jameel Noori Nastaleeq" w:hAnsi="Jameel Noori Nastaleeq" w:cs="Jameel Noori Nastaleeq"/>
           <w:color w:val="000000" w:themeColor="text1"/>
@@ -762,375 +761,7 @@
             <w14:round/>
           </w14:textOutline>
         </w:rPr>
-        <w:t>خاکسار   وکالتِ</w:t>
-      </w:r>
-      <w:r>
-        <w:rPr>
-          <w:rFonts w:ascii="Jameel Noori Nastaleeq" w:hAnsi="Jameel Noori Nastaleeq" w:cs="Jameel Noori Nastaleeq" w:hint="cs"/>
-          <w:color w:val="000000" w:themeColor="text1"/>
-          <w:sz w:val="36"/>
-          <w:szCs w:val="36"/>
-          <w:rtl/>
-          <w:lang w:bidi="ur-PK"/>
-          <w14:shadow w14:blurRad="38100" w14:dist="19050" w14:dir="2700000" w14:sx="100000" w14:sy="100000" w14:kx="0" w14:ky="0" w14:algn="tl">
-            <w14:schemeClr w14:val="dk1">
-              <w14:alpha w14:val="60000"/>
-            </w14:schemeClr>
-          </w14:shadow>
-          <w14:textOutline w14:w="0" w14:cap="flat" w14:cmpd="sng" w14:algn="ctr">
-            <w14:noFill/>
-            <w14:prstDash w14:val="solid"/>
-            <w14:round/>
-          </w14:textOutline>
-        </w:rPr>
-        <w:t xml:space="preserve"> مال تحریکِ جدیدسے مبلغ </w:t>
-      </w:r>
-      <w:r>
-        <w:rPr>
-          <w:rFonts w:ascii="Jameel Noori Nastaleeq" w:hAnsi="Jameel Noori Nastaleeq" w:cs="Jameel Noori Nastaleeq" w:hint="cs"/>
-          <w:color w:val="000000" w:themeColor="text1"/>
-          <w:sz w:val="36"/>
-          <w:szCs w:val="36"/>
-          <w:rtl/>
-          <w:lang w:bidi="ur-PK"/>
-          <w14:shadow w14:blurRad="38100" w14:dist="19050" w14:dir="2700000" w14:sx="100000" w14:sy="100000" w14:kx="0" w14:ky="0" w14:algn="tl">
-            <w14:schemeClr w14:val="dk1">
-              <w14:alpha w14:val="60000"/>
-            </w14:schemeClr>
-          </w14:shadow>
-          <w14:textOutline w14:w="0" w14:cap="flat" w14:cmpd="sng" w14:algn="ctr">
-            <w14:noFill/>
-            <w14:prstDash w14:val="solid"/>
-            <w14:round/>
-          </w14:textOutline>
-        </w:rPr>
-        <w:t xml:space="preserve">                                                                                                                                                                                                                                                                                                                                                   </w:t>
-      </w:r>
-      <w:r>
-        <w:rPr>
-          <w:rFonts w:ascii="Jameel Noori Nastaleeq" w:hAnsi="Jameel Noori Nastaleeq" w:cs="Jameel Noori Nastaleeq" w:hint="cs"/>
-          <w:color w:val="000000" w:themeColor="text1"/>
-          <w:sz w:val="36"/>
-          <w:szCs w:val="36"/>
-          <w:rtl/>
-          <w:lang w:bidi="ur-PK"/>
-          <w14:shadow w14:blurRad="38100" w14:dist="19050" w14:dir="2700000" w14:sx="100000" w14:sy="100000" w14:kx="0" w14:ky="0" w14:algn="tl">
-            <w14:schemeClr w14:val="dk1">
-              <w14:alpha w14:val="60000"/>
-            </w14:schemeClr>
-          </w14:shadow>
-          <w14:textOutline w14:w="0" w14:cap="flat" w14:cmpd="sng" w14:algn="ctr">
-            <w14:noFill/>
-            <w14:prstDash w14:val="solid"/>
-            <w14:round/>
-          </w14:textOutline>
-        </w:rPr>
-        <w:t xml:space="preserve">                                 روپئے </w:t>
-      </w:r>
-      <w:r>
-        <w:rPr>
-          <w:rFonts w:ascii="Jameel Noori Nastaleeq" w:hAnsi="Jameel Noori Nastaleeq" w:cs="Jameel Noori Nastaleeq" w:hint="cs"/>
-          <w:color w:val="000000" w:themeColor="text1"/>
-          <w:sz w:val="36"/>
-          <w:szCs w:val="36"/>
-          <w:rtl/>
-          <w:lang w:bidi="ur-PK"/>
-          <w14:shadow w14:blurRad="38100" w14:dist="19050" w14:dir="2700000" w14:sx="100000" w14:sy="100000" w14:kx="0" w14:ky="0" w14:algn="tl">
-            <w14:schemeClr w14:val="dk1">
-              <w14:alpha w14:val="60000"/>
-            </w14:schemeClr>
-          </w14:shadow>
-          <w14:textOutline w14:w="0" w14:cap="flat" w14:cmpd="sng" w14:algn="ctr">
-            <w14:noFill/>
-            <w14:prstDash w14:val="solid"/>
-            <w14:round/>
-          </w14:textOutline>
-        </w:rPr>
-        <w:t>بطورِکرائے مکان وصول  پائے ۔   جذاکم اللہ</w:t>
-      </w:r>
-    </w:p>
-    <w:p>
-      <w:pPr>
-        <w:jc w:val="center"/>
-        <w:rPr>
-          <w:rFonts w:ascii="Jameel Noori Nastaleeq" w:hAnsi="Jameel Noori Nastaleeq" w:cs="Jameel Noori Nastaleeq"/>
-          <w:color w:val="000000" w:themeColor="text1"/>
-          <w:sz w:val="36"/>
-          <w:szCs w:val="36"/>
-          <w:rtl/>
-          <w:lang w:bidi="ur-PK"/>
-          <w14:shadow w14:blurRad="38100" w14:dist="19050" w14:dir="2700000" w14:sx="100000" w14:sy="100000" w14:kx="0" w14:ky="0" w14:algn="tl">
-            <w14:schemeClr w14:val="dk1">
-              <w14:alpha w14:val="60000"/>
-            </w14:schemeClr>
-          </w14:shadow>
-          <w14:textOutline w14:w="0" w14:cap="flat" w14:cmpd="sng" w14:algn="ctr">
-            <w14:noFill/>
-            <w14:prstDash w14:val="solid"/>
-            <w14:round/>
-          </w14:textOutline>
-        </w:rPr>
-      </w:pPr>
-    </w:p>
-    <w:p>
-      <w:pPr>
-        <w:rPr>
-          <w:rFonts w:ascii="Jameel Noori Nastaleeq" w:hAnsi="Jameel Noori Nastaleeq" w:cs="Jameel Noori Nastaleeq"/>
-          <w:color w:val="000000" w:themeColor="text1"/>
-          <w:sz w:val="28"/>
-          <w:szCs w:val="28"/>
-          <w:rtl/>
-          <w:lang w:bidi="ur-PK"/>
-          <w14:shadow w14:blurRad="38100" w14:dist="19050" w14:dir="2700000" w14:sx="100000" w14:sy="100000" w14:kx="0" w14:ky="0" w14:algn="tl">
-            <w14:schemeClr w14:val="dk1">
-              <w14:alpha w14:val="60000"/>
-            </w14:schemeClr>
-          </w14:shadow>
-          <w14:textOutline w14:w="0" w14:cap="flat" w14:cmpd="sng" w14:algn="ctr">
-            <w14:noFill/>
-            <w14:prstDash w14:val="solid"/>
-            <w14:round/>
-          </w14:textOutline>
-        </w:rPr>
-      </w:pPr>
-      <w:r>
-        <w:rPr>
-          <w:rFonts w:ascii="Jameel Noori Nastaleeq" w:hAnsi="Jameel Noori Nastaleeq" w:cs="Jameel Noori Nastaleeq" w:hint="cs"/>
-          <w:color w:val="000000" w:themeColor="text1"/>
-          <w:sz w:val="28"/>
-          <w:szCs w:val="28"/>
-          <w:rtl/>
-          <w:lang w:bidi="ur-PK"/>
-          <w14:shadow w14:blurRad="38100" w14:dist="19050" w14:dir="2700000" w14:sx="100000" w14:sy="100000" w14:kx="0" w14:ky="0" w14:algn="tl">
-            <w14:schemeClr w14:val="dk1">
-              <w14:alpha w14:val="60000"/>
-            </w14:schemeClr>
-          </w14:shadow>
-          <w14:textOutline w14:w="0" w14:cap="flat" w14:cmpd="sng" w14:algn="ctr">
-            <w14:noFill/>
-            <w14:prstDash w14:val="solid"/>
-            <w14:round/>
-          </w14:textOutline>
-        </w:rPr>
-        <w:t xml:space="preserve">کے۔عبدالباسط </w:t>
-      </w:r>
-      <w:r>
-        <w:rPr>
-          <w:rFonts w:ascii="Jameel Noori Nastaleeq" w:hAnsi="Jameel Noori Nastaleeq" w:cs="Jameel Noori Nastaleeq" w:hint="cs"/>
-          <w:color w:val="000000" w:themeColor="text1"/>
-          <w:sz w:val="28"/>
-          <w:szCs w:val="28"/>
-          <w:rtl/>
-          <w:lang w:bidi="ur-PK"/>
-          <w14:shadow w14:blurRad="38100" w14:dist="19050" w14:dir="2700000" w14:sx="100000" w14:sy="100000" w14:kx="0" w14:ky="0" w14:algn="tl">
-            <w14:schemeClr w14:val="dk1">
-              <w14:alpha w14:val="60000"/>
-            </w14:schemeClr>
-          </w14:shadow>
-          <w14:textOutline w14:w="0" w14:cap="flat" w14:cmpd="sng" w14:algn="ctr">
-            <w14:noFill/>
-            <w14:prstDash w14:val="solid"/>
-            <w14:round/>
-          </w14:textOutline>
-        </w:rPr>
-        <w:t xml:space="preserve">                                                             </w:t>
-      </w:r>
-    </w:p>
-    <w:p>
-      <w:pPr>
-        <w:rPr>
-          <w:rFonts w:ascii="Jameel Noori Nastaleeq" w:hAnsi="Jameel Noori Nastaleeq" w:cs="Jameel Noori Nastaleeq"/>
-          <w:color w:val="000000" w:themeColor="text1"/>
-          <w:sz w:val="28"/>
-          <w:szCs w:val="28"/>
-          <w:rtl/>
-          <w:lang w:bidi="ur-PK"/>
-          <w14:shadow w14:blurRad="38100" w14:dist="19050" w14:dir="2700000" w14:sx="100000" w14:sy="100000" w14:kx="0" w14:ky="0" w14:algn="tl">
-            <w14:schemeClr w14:val="dk1">
-              <w14:alpha w14:val="60000"/>
-            </w14:schemeClr>
-          </w14:shadow>
-          <w14:textOutline w14:w="0" w14:cap="flat" w14:cmpd="sng" w14:algn="ctr">
-            <w14:noFill/>
-            <w14:prstDash w14:val="solid"/>
-            <w14:round/>
-          </w14:textOutline>
-        </w:rPr>
-      </w:pPr>
-      <w:r>
-        <w:rPr>
-          <w:rFonts w:ascii="Jameel Noori Nastaleeq" w:hAnsi="Jameel Noori Nastaleeq" w:cs="Jameel Noori Nastaleeq" w:hint="cs"/>
-          <w:color w:val="000000" w:themeColor="text1"/>
-          <w:sz w:val="28"/>
-          <w:szCs w:val="28"/>
-          <w:rtl/>
-          <w:lang w:bidi="ur-PK"/>
-          <w14:shadow w14:blurRad="38100" w14:dist="19050" w14:dir="2700000" w14:sx="100000" w14:sy="100000" w14:kx="0" w14:ky="0" w14:algn="tl">
-            <w14:schemeClr w14:val="dk1">
-              <w14:alpha w14:val="60000"/>
-            </w14:schemeClr>
-          </w14:shadow>
-          <w14:textOutline w14:w="0" w14:cap="flat" w14:cmpd="sng" w14:algn="ctr">
-            <w14:noFill/>
-            <w14:prstDash w14:val="solid"/>
-            <w14:round/>
-          </w14:textOutline>
-        </w:rPr>
-        <w:t xml:space="preserve">انسپکٹر تحریکِ جدید </w:t>
-      </w:r>
-      <w:r>
-        <w:rPr>
-          <w:rFonts w:ascii="Jameel Noori Nastaleeq" w:hAnsi="Jameel Noori Nastaleeq" w:cs="Jameel Noori Nastaleeq" w:hint="cs"/>
-          <w:color w:val="000000" w:themeColor="text1"/>
-          <w:sz w:val="28"/>
-          <w:szCs w:val="28"/>
-          <w:rtl/>
-          <w:lang w:bidi="ur-PK"/>
-          <w14:shadow w14:blurRad="38100" w14:dist="19050" w14:dir="2700000" w14:sx="100000" w14:sy="100000" w14:kx="0" w14:ky="0" w14:algn="tl">
-            <w14:schemeClr w14:val="dk1">
-              <w14:alpha w14:val="60000"/>
-            </w14:schemeClr>
-          </w14:shadow>
-          <w14:textOutline w14:w="0" w14:cap="flat" w14:cmpd="sng" w14:algn="ctr">
-            <w14:noFill/>
-            <w14:prstDash w14:val="solid"/>
-            <w14:round/>
-          </w14:textOutline>
-        </w:rPr>
-        <w:t xml:space="preserve">      </w:t>
-      </w:r>
-    </w:p>
-    <w:p>
-      <w:pPr>
-        <w:jc w:val="center"/>
-        <w:rPr>
-          <w:rFonts w:ascii="Jameel Noori Nastaleeq" w:hAnsi="Jameel Noori Nastaleeq" w:cs="Jameel Noori Nastaleeq"/>
-          <w:color w:val="000000" w:themeColor="text1"/>
-          <w:sz w:val="36"/>
-          <w:szCs w:val="36"/>
-          <w:rtl/>
-          <w:lang w:bidi="ur-PK"/>
-          <w14:shadow w14:blurRad="38100" w14:dist="19050" w14:dir="2700000" w14:sx="100000" w14:sy="100000" w14:kx="0" w14:ky="0" w14:algn="tl">
-            <w14:schemeClr w14:val="dk1">
-              <w14:alpha w14:val="60000"/>
-            </w14:schemeClr>
-          </w14:shadow>
-          <w14:textOutline w14:w="0" w14:cap="flat" w14:cmpd="sng" w14:algn="ctr">
-            <w14:noFill/>
-            <w14:prstDash w14:val="solid"/>
-            <w14:round/>
-          </w14:textOutline>
-        </w:rPr>
-      </w:pPr>
-    </w:p>
-    <w:p>
-      <w:pPr>
-        <w:jc w:val="center"/>
-        <w:rPr>
-          <w:rFonts w:ascii="Jameel Noori Nastaleeq" w:hAnsi="Jameel Noori Nastaleeq" w:cs="Jameel Noori Nastaleeq"/>
-          <w:color w:val="000000" w:themeColor="text1"/>
-          <w:sz w:val="36"/>
-          <w:szCs w:val="36"/>
-          <w:rtl/>
-          <w:lang w:bidi="ur-PK"/>
-          <w14:shadow w14:blurRad="38100" w14:dist="19050" w14:dir="2700000" w14:sx="100000" w14:sy="100000" w14:kx="0" w14:ky="0" w14:algn="tl">
-            <w14:schemeClr w14:val="dk1">
-              <w14:alpha w14:val="60000"/>
-            </w14:schemeClr>
-          </w14:shadow>
-          <w14:textOutline w14:w="0" w14:cap="flat" w14:cmpd="sng" w14:algn="ctr">
-            <w14:noFill/>
-            <w14:prstDash w14:val="solid"/>
-            <w14:round/>
-          </w14:textOutline>
-        </w:rPr>
-      </w:pPr>
-    </w:p>
-    <w:p>
-      <w:pPr>
-        <w:jc w:val="center"/>
-        <w:rPr>
-          <w:rFonts w:ascii="Jameel Noori Nastaleeq" w:hAnsi="Jameel Noori Nastaleeq" w:cs="Jameel Noori Nastaleeq"/>
-          <w:color w:val="000000" w:themeColor="text1"/>
-          <w:sz w:val="36"/>
-          <w:szCs w:val="36"/>
-          <w:rtl/>
-          <w:lang w:bidi="ur-PK"/>
-          <w14:shadow w14:blurRad="38100" w14:dist="19050" w14:dir="2700000" w14:sx="100000" w14:sy="100000" w14:kx="0" w14:ky="0" w14:algn="tl">
-            <w14:schemeClr w14:val="dk1">
-              <w14:alpha w14:val="60000"/>
-            </w14:schemeClr>
-          </w14:shadow>
-          <w14:textOutline w14:w="0" w14:cap="flat" w14:cmpd="sng" w14:algn="ctr">
-            <w14:noFill/>
-            <w14:prstDash w14:val="solid"/>
-            <w14:round/>
-          </w14:textOutline>
-        </w:rPr>
-      </w:pPr>
-    </w:p>
-    <w:p>
-      <w:pPr>
-        <w:jc w:val="right"/>
-        <w:rPr>
-          <w:rFonts w:ascii="Jameel Noori Nastaleeq" w:hAnsi="Jameel Noori Nastaleeq" w:cs="Jameel Noori Nastaleeq"/>
-          <w:color w:val="000000" w:themeColor="text1"/>
-          <w:sz w:val="36"/>
-          <w:szCs w:val="36"/>
-          <w:rtl/>
-          <w:lang w:bidi="ur-PK"/>
-          <w14:shadow w14:blurRad="38100" w14:dist="19050" w14:dir="2700000" w14:sx="100000" w14:sy="100000" w14:kx="0" w14:ky="0" w14:algn="tl">
-            <w14:schemeClr w14:val="dk1">
-              <w14:alpha w14:val="60000"/>
-            </w14:schemeClr>
-          </w14:shadow>
-          <w14:textOutline w14:w="0" w14:cap="flat" w14:cmpd="sng" w14:algn="ctr">
-            <w14:noFill/>
-            <w14:prstDash w14:val="solid"/>
-            <w14:round/>
-          </w14:textOutline>
-        </w:rPr>
-      </w:pPr>
-      <w:r>
-        <w:rPr>
-          <w:rFonts w:ascii="Jameel Noori Nastaleeq" w:hAnsi="Jameel Noori Nastaleeq" w:cs="Jameel Noori Nastaleeq"/>
-          <w:color w:val="000000" w:themeColor="text1"/>
-          <w:sz w:val="36"/>
-          <w:szCs w:val="36"/>
-          <w:lang w:bidi="ur-PK"/>
-          <w14:shadow w14:blurRad="38100" w14:dist="19050" w14:dir="2700000" w14:sx="100000" w14:sy="100000" w14:kx="0" w14:ky="0" w14:algn="tl">
-            <w14:schemeClr w14:val="dk1">
-              <w14:alpha w14:val="60000"/>
-            </w14:schemeClr>
-          </w14:shadow>
-          <w14:textOutline w14:w="0" w14:cap="flat" w14:cmpd="sng" w14:algn="ctr">
-            <w14:noFill/>
-            <w14:prstDash w14:val="solid"/>
-            <w14:round/>
-          </w14:textOutline>
-        </w:rPr>
-        <w:t xml:space="preserve"> </w:t>
-      </w:r>
-      <w:r>
-        <w:rPr>
-          <w:rFonts w:ascii="Jameel Noori Nastaleeq" w:hAnsi="Jameel Noori Nastaleeq" w:cs="Jameel Noori Nastaleeq" w:hint="cs"/>
-          <w:color w:val="000000" w:themeColor="text1"/>
-          <w:sz w:val="36"/>
-          <w:szCs w:val="36"/>
-          <w:rtl/>
-          <w:lang w:bidi="ur-PK"/>
-          <w14:shadow w14:blurRad="38100" w14:dist="19050" w14:dir="2700000" w14:sx="100000" w14:sy="100000" w14:kx="0" w14:ky="0" w14:algn="tl">
-            <w14:schemeClr w14:val="dk1">
-              <w14:alpha w14:val="60000"/>
-            </w14:schemeClr>
-          </w14:shadow>
-          <w14:textOutline w14:w="0" w14:cap="flat" w14:cmpd="sng" w14:algn="ctr">
-            <w14:noFill/>
-            <w14:prstDash w14:val="solid"/>
-            <w14:round/>
-          </w14:textOutline>
-        </w:rPr>
-        <w:t xml:space="preserve">                                                                                  </w:t>
+        <w:t xml:space="preserve">                            </w:t>
       </w:r>
     </w:p>
     <w:sectPr>
